--- a/templates/corporate-sop.docx
+++ b/templates/corporate-sop.docx
@@ -1,6 +1,6 @@
 
 <file path=word/document.xml><?xml version="1.0" encoding="utf-8"?>
-<w:document xmlns:w="http://schemas.openxmlformats.org/wordprocessingml/2006/main" xmlns:r="http://schemas.openxmlformats.org/officeDocument/2006/relationships">
+<w:document xmlns:w="http://schemas.openxmlformats.org/wordprocessingml/2006/main" xmlns:r="http://schemas.openxmlformats.org/officeDocument/2006/relationships" xmlns:wp="http://schemas.openxmlformats.org/drawingml/2006/wordprocessingDrawing" xmlns:a="http://schemas.openxmlformats.org/drawingml/2006/main" xmlns:pic="http://schemas.openxmlformats.org/drawingml/2006/picture" xmlns:mc="http://schemas.openxmlformats.org/markup-compatibility/2006" xmlns:wp14="http://schemas.microsoft.com/office/word/2010/wordprocessingDrawing" xmlns:w14="http://schemas.microsoft.com/office/word/2010/wordml" xmlns:a14="http://schemas.microsoft.com/office/drawing/2010/main" mc:Ignorable="w14 wp14 a14">
   <w:body>
     <w:p>
       <w:pPr>

--- a/templates/corporate-sop.docx
+++ b/templates/corporate-sop.docx
@@ -164,6 +164,39 @@
     </w:p>
     <w:p>
       <w:pPr>
+        <w:spacing w:after="120"/>
+      </w:pPr>
+      <w:r>
+        <w:t xml:space="preserve">{{IF $s.isSection}}</w:t>
+      </w:r>
+    </w:p>
+    <w:p>
+      <w:pPr>
+        <w:pStyle w:val="Heading3"/>
+        <w:spacing w:after="120"/>
+      </w:pPr>
+      <w:r>
+        <w:t xml:space="preserve">{{$s.description}}</w:t>
+      </w:r>
+    </w:p>
+    <w:p>
+      <w:pPr>
+        <w:spacing w:after="120"/>
+      </w:pPr>
+      <w:r>
+        <w:t xml:space="preserve">{{END-IF}}</w:t>
+      </w:r>
+    </w:p>
+    <w:p>
+      <w:pPr>
+        <w:spacing w:after="120"/>
+      </w:pPr>
+      <w:r>
+        <w:t xml:space="preserve">{{IF !$s.isSection}}</w:t>
+      </w:r>
+    </w:p>
+    <w:p>
+      <w:pPr>
         <w:spacing w:after="60"/>
       </w:pPr>
       <w:r>
@@ -179,6 +212,14 @@
       </w:pPr>
       <w:r>
         <w:t xml:space="preserve">{{IMAGE shot($s)}}</w:t>
+      </w:r>
+    </w:p>
+    <w:p>
+      <w:pPr>
+        <w:spacing w:after="120"/>
+      </w:pPr>
+      <w:r>
+        <w:t xml:space="preserve">{{END-IF}}</w:t>
       </w:r>
     </w:p>
     <w:p>
@@ -477,6 +518,18 @@
       <w:color w:val="1F3864"/>
     </w:rPr>
   </w:style>
+  <w:style w:type="paragraph" w:styleId="Heading3">
+    <w:name w:val="heading 3"/>
+    <w:pPr>
+      <w:spacing w:before="240" w:after="100"/>
+      <w:outlineLvl w:val="2"/>
+    </w:pPr>
+    <w:rPr>
+      <w:b/>
+      <w:sz w:val="24"/>
+      <w:color w:val="1F4E79"/>
+    </w:rPr>
+  </w:style>
   <w:style w:type="paragraph" w:styleId="Heading2">
     <w:name w:val="heading 2"/>
     <w:rPr>
